--- a/docs/2026-09-20_수학공간과입체_배포문서/문서원본/03_설치체크리스트.docx
+++ b/docs/2026-09-20_수학공간과입체_배포문서/문서원본/03_설치체크리스트.docx
@@ -536,7 +536,7 @@
       <w:spacing w:after="120" w:line="276" w:lineRule="auto"/>
     </w:pPr>
     <w:rPr>
-      <w:rFonts w:ascii="Arial Unicode MS" w:hAnsi="Arial Unicode MS" w:eastAsia="Arial Unicode MS"/>
+      <w:rFonts w:ascii="Apple SD Gothic Neo" w:hAnsi="Apple SD Gothic Neo" w:eastAsia="Apple SD Gothic Neo"/>
       <w:color w:val="000000"/>
       <w:sz w:val="21"/>
     </w:rPr>
@@ -600,7 +600,7 @@
       <w:outlineLvl w:val="0"/>
     </w:pPr>
     <w:rPr>
-      <w:rFonts w:asciiTheme="majorHAnsi" w:eastAsiaTheme="majorEastAsia" w:hAnsiTheme="majorHAnsi" w:cstheme="majorBidi" w:ascii="Arial Unicode MS" w:hAnsi="Arial Unicode MS" w:eastAsia="Arial Unicode MS"/>
+      <w:rFonts w:asciiTheme="majorHAnsi" w:eastAsiaTheme="majorEastAsia" w:hAnsiTheme="majorHAnsi" w:cstheme="majorBidi" w:ascii="Apple SD Gothic Neo" w:hAnsi="Apple SD Gothic Neo" w:eastAsia="Apple SD Gothic Neo"/>
       <w:b/>
       <w:bCs/>
       <w:color w:val="000000"/>
@@ -624,7 +624,7 @@
       <w:outlineLvl w:val="1"/>
     </w:pPr>
     <w:rPr>
-      <w:rFonts w:asciiTheme="majorHAnsi" w:eastAsiaTheme="majorEastAsia" w:hAnsiTheme="majorHAnsi" w:cstheme="majorBidi" w:ascii="Arial Unicode MS" w:hAnsi="Arial Unicode MS" w:eastAsia="Arial Unicode MS"/>
+      <w:rFonts w:asciiTheme="majorHAnsi" w:eastAsiaTheme="majorEastAsia" w:hAnsiTheme="majorHAnsi" w:cstheme="majorBidi" w:ascii="Apple SD Gothic Neo" w:hAnsi="Apple SD Gothic Neo" w:eastAsia="Apple SD Gothic Neo"/>
       <w:b/>
       <w:bCs/>
       <w:color w:val="000000"/>
@@ -889,7 +889,7 @@
       <w:contextualSpacing/>
     </w:pPr>
     <w:rPr>
-      <w:rFonts w:asciiTheme="majorHAnsi" w:eastAsiaTheme="majorEastAsia" w:hAnsiTheme="majorHAnsi" w:cstheme="majorBidi" w:ascii="Arial Unicode MS" w:hAnsi="Arial Unicode MS" w:eastAsia="Arial Unicode MS"/>
+      <w:rFonts w:asciiTheme="majorHAnsi" w:eastAsiaTheme="majorEastAsia" w:hAnsiTheme="majorHAnsi" w:cstheme="majorBidi" w:ascii="Apple SD Gothic Neo" w:hAnsi="Apple SD Gothic Neo" w:eastAsia="Apple SD Gothic Neo"/>
       <w:color w:val="000000"/>
       <w:spacing w:val="5"/>
       <w:kern w:val="28"/>
@@ -1331,7 +1331,7 @@
       <w:spacing w:line="240" w:lineRule="auto"/>
     </w:pPr>
     <w:rPr>
-      <w:rFonts w:ascii="Arial Unicode MS" w:hAnsi="Arial Unicode MS" w:eastAsia="Arial Unicode MS"/>
+      <w:rFonts w:ascii="Apple SD Gothic Neo" w:hAnsi="Apple SD Gothic Neo" w:eastAsia="Apple SD Gothic Neo"/>
       <w:b/>
       <w:bCs/>
       <w:color w:val="000000"/>
